--- a/public/templates/beautiful-creations/tender/WARRANTY.docx
+++ b/public/templates/beautiful-creations/tender/WARRANTY.docx
@@ -264,7 +264,7 @@
           <w:sz w:val="24"/>
           <w:szCs w:val="24"/>
         </w:rPr>
-        <w:t>19</w:t>
+        <w:t>{{dateDay}}{{daySuffix}} {{dateMonth}}, {{dateYear}}</w:t>
       </w:r>
       <w:r>
         <w:rPr>
@@ -273,7 +273,7 @@
           <w:szCs w:val="24"/>
           <w:vertAlign w:val="superscript"/>
         </w:rPr>
-        <w:t>th</w:t>
+        <w:t/>
       </w:r>
       <w:r>
         <w:rPr>
@@ -281,7 +281,7 @@
           <w:sz w:val="24"/>
           <w:szCs w:val="24"/>
         </w:rPr>
-        <w:t xml:space="preserve"> February</w:t>
+        <w:t xml:space="preserve"/>
       </w:r>
       <w:r>
         <w:rPr>
@@ -289,7 +289,7 @@
           <w:sz w:val="24"/>
           <w:szCs w:val="24"/>
         </w:rPr>
-        <w:t>, 202</w:t>
+        <w:t/>
       </w:r>
       <w:r>
         <w:rPr>
@@ -297,7 +297,7 @@
           <w:sz w:val="24"/>
           <w:szCs w:val="24"/>
         </w:rPr>
-        <w:t>6</w:t>
+        <w:t/>
       </w:r>
     </w:p>
     <w:p>
@@ -359,7 +359,7 @@
           <w:sz w:val="28"/>
           <w:szCs w:val="26"/>
         </w:rPr>
-        <w:t>SQ NO.: CR/SLCH/GD/001/25</w:t>
+        <w:t>SQ NO.: {{sqNumber}}</w:t>
       </w:r>
     </w:p>
     <w:p>
